--- a/Book5-Instructors_Chapter.docx
+++ b/Book5-Instructors_Chapter.docx
@@ -2543,6 +2543,48 @@
     </w:p>
     <w:p>
       <w:pPr>
+        <w:spacing w:after="120" w:line="276" w:lineRule="auto"/>
+      </w:pPr>
+      <w:r/>
+      <w:r>
+        <w:rPr>
+          <w:i/>
+        </w:rPr>
+        <w:t>Document Classification: FULL-TEXT SYNOPSIS &amp; CHAPTER MANUSCRIPTS</w:t>
+      </w:r>
+      <w:r>
+        <w:t xml:space="preserve">  </w:t>
+      </w:r>
+    </w:p>
+    <w:p>
+      <w:pPr>
+        <w:spacing w:after="120" w:line="276" w:lineRule="auto"/>
+      </w:pPr>
+      <w:r/>
+      <w:r>
+        <w:rPr>
+          <w:i/>
+        </w:rPr>
+        <w:t>Governing Document: `00-series-bible.md` (v1.0) | Continuity Ledger: `book5-ledger.md`</w:t>
+      </w:r>
+      <w:r/>
+    </w:p>
+    <w:p>
+      <w:pPr>
+        <w:spacing w:before="240" w:after="240"/>
+        <w:jc w:val="center"/>
+      </w:pPr>
+      <w:r>
+        <w:rPr>
+          <w:rFonts w:ascii="Calibri" w:hAnsi="Calibri"/>
+          <w:color w:val="A0A0A0"/>
+          <w:sz w:val="20"/>
+        </w:rPr>
+        <w:t>❖   ❖   ❖</w:t>
+      </w:r>
+    </w:p>
+    <w:p>
+      <w:pPr>
         <w:keepNext/>
         <w:spacing w:before="280" w:after="120"/>
       </w:pPr>
@@ -2665,15 +2707,22 @@
           <w:color w:val="3C3C3C"/>
           <w:sz w:val="23"/>
         </w:rPr>
-        <w:t>1.3 Theory: Schema Transfer and Adult Learning</w:t>
+        <w:t>1.3 Theory: Research, Established Theory, and Our Model</w:t>
       </w:r>
     </w:p>
     <w:p>
       <w:pPr>
         <w:spacing w:after="120" w:line="276" w:lineRule="auto"/>
       </w:pPr>
-      <w:r>
-        <w:t>Adult learning theory (andragogy) demonstrates that leveraging familiar childhood schemas lowers anxiety and accelerates new skill acquisition.</w:t>
+      <w:r/>
+      <w:r>
+        <w:rPr>
+          <w:i/>
+        </w:rPr>
+        <w:t>Firewall Statement:</w:t>
+      </w:r>
+      <w:r>
+        <w:t xml:space="preserve"> Research demonstrates that schema activation accelerates skill acquisition. Established andragogical theory proposes that leveraging adult prior knowledge lowers learning anxiety. Our model sequences rhythmic pedagogy through this 4-stage pipeline.</w:t>
       </w:r>
     </w:p>
     <w:p>
@@ -2696,7 +2745,7 @@
         <w:spacing w:after="120" w:line="276" w:lineRule="auto"/>
       </w:pPr>
       <w:r>
-        <w:t>A diagnostic diagnostic placement rubric to evaluate a participant's entry point along the 4-stage pipeline.</w:t>
+        <w:t>A diagnostic placement rubric to evaluate a participant's entry point along the 4-stage pipeline.</w:t>
       </w:r>
     </w:p>
     <w:p>
@@ -2765,7 +2814,7 @@
         <w:spacing w:after="120" w:line="276" w:lineRule="auto"/>
       </w:pPr>
       <w:r>
-        <w:t>The Recognition-to-Transfer pipeline sequences rhythmic pedagogy from schema recognition to cross-genre transfer.</w:t>
+        <w:t>The Recognition-to-Transfer pipeline sequences rhythmic pedagogy from schema recognition to cross-genre transfer within our instructional model.</w:t>
       </w:r>
     </w:p>
     <w:p>
@@ -2811,7 +2860,7 @@
         <w:spacing w:after="120" w:line="276" w:lineRule="auto"/>
       </w:pPr>
       <w:r>
-        <w:t>- Claim: Recognition-to-Transfer pipeline | Type (c) Series framework.</w:t>
+        <w:t>- Claim: Recognition-to-Transfer pipeline | Type (c) Series framework model.</w:t>
       </w:r>
     </w:p>
     <w:p>
@@ -2961,15 +3010,22 @@
           <w:color w:val="3C3C3C"/>
           <w:sz w:val="23"/>
         </w:rPr>
-        <w:t>2.3 Theory: Low-Cognitive-Load Onboarding</w:t>
+        <w:t>2.3 Theory: Research vs. Model</w:t>
       </w:r>
     </w:p>
     <w:p>
       <w:pPr>
         <w:spacing w:after="120" w:line="276" w:lineRule="auto"/>
       </w:pPr>
-      <w:r>
-        <w:t>Keeping initial examples strictly acatalectic minimizes extraneous cognitive load during Week 1.</w:t>
+      <w:r/>
+      <w:r>
+        <w:rPr>
+          <w:i/>
+        </w:rPr>
+        <w:t>Firewall Statement:</w:t>
+      </w:r>
+      <w:r>
+        <w:t xml:space="preserve"> Research demonstrates that predictable temporal patterns automate parsing. Established theory proposes that low-cognitive-load onboarding prevents working memory exhaustion. Our model uses acatalectic drafting in Week 1.</w:t>
       </w:r>
     </w:p>
     <w:p>
@@ -3061,7 +3117,7 @@
         <w:spacing w:after="120" w:line="276" w:lineRule="auto"/>
       </w:pPr>
       <w:r>
-        <w:t>Week 1 establishes metrical recognition and clean acatalectic drafting ($RC_{foot} \ge 80\%$).</w:t>
+        <w:t>Week 1 establishes metrical recognition and clean acatalectic drafting ($RC_{foot} \ge 80\%$) in our curriculum model.</w:t>
       </w:r>
     </w:p>
     <w:p>
@@ -3107,7 +3163,7 @@
         <w:spacing w:after="120" w:line="276" w:lineRule="auto"/>
       </w:pPr>
       <w:r>
-        <w:t>- Claim: Week 1 curriculum design | Type (c) Series framework.</w:t>
+        <w:t>- Claim: Week 1 curriculum design | Type (c) Series framework model.</w:t>
       </w:r>
     </w:p>
     <w:p>
@@ -3412,7 +3468,7 @@
         <w:spacing w:after="120" w:line="276" w:lineRule="auto"/>
       </w:pPr>
       <w:r>
-        <w:t>- Claim: Week 2 grid pedagogy | Type (c) Series framework.</w:t>
+        <w:t>- Claim: Week 2 grid pedagogy | Type (c) Series framework model.</w:t>
       </w:r>
     </w:p>
     <w:p>
@@ -3717,7 +3773,7 @@
         <w:spacing w:after="120" w:line="276" w:lineRule="auto"/>
       </w:pPr>
       <w:r>
-        <w:t>- Claim: Week 3 accumulation pedagogy | Type (c) Series framework.</w:t>
+        <w:t>- Claim: Week 3 accumulation pedagogy | Type (c) Series framework model.</w:t>
       </w:r>
     </w:p>
     <w:p>
@@ -4022,7 +4078,7 @@
         <w:spacing w:after="120" w:line="276" w:lineRule="auto"/>
       </w:pPr>
       <w:r>
-        <w:t>- Claim: Week 4 hyperrhyme pedagogy | Type (c) Series framework.</w:t>
+        <w:t>- Claim: Week 4 hyperrhyme pedagogy | Type (c) Series framework model.</w:t>
       </w:r>
     </w:p>
     <w:p>
@@ -4623,7 +4679,7 @@
         <w:spacing w:after="120" w:line="276" w:lineRule="auto"/>
       </w:pPr>
       <w:r>
-        <w:t>- Claim: Capstone synthesis framework | Type (c) Series framework.</w:t>
+        <w:t>- Claim: Capstone synthesis framework | Type (c) Series framework model.</w:t>
       </w:r>
     </w:p>
     <w:p>
@@ -4684,7 +4740,7 @@
         <w:t>30/30/25/15 assessment rubric</w:t>
       </w:r>
       <w:r>
-        <w:t>.</w:t>
+        <w:t xml:space="preserve"> as an explicit instructional evaluation framework created by this series (not an objectively validated psychometric instrument).</w:t>
       </w:r>
     </w:p>
     <w:p>
@@ -4782,7 +4838,7 @@
           <w:color w:val="3C3C3C"/>
           <w:sz w:val="23"/>
         </w:rPr>
-        <w:t>8.3 Theory: Objective Assessment in Rhyme Pedagogy</w:t>
+        <w:t>8.3 Theory: Reproducible Assessment in Verse Pedagogy</w:t>
       </w:r>
     </w:p>
     <w:p>
@@ -4790,7 +4846,7 @@
         <w:spacing w:after="120" w:line="276" w:lineRule="auto"/>
       </w:pPr>
       <w:r>
-        <w:t>Providing quantitative metrics ($RC_{foot}$, $RC_{grid}$, Matrix scores) removes subjective bias from verse grading.</w:t>
+        <w:t>Providing quantitative metrics ($RC_{foot}$, $RC_{grid}$, Matrix scores) makes evaluation criteria explicit and reproducible across instructors.</w:t>
       </w:r>
     </w:p>
     <w:p>
@@ -4859,7 +4915,7 @@
         <w:spacing w:after="120" w:line="276" w:lineRule="auto"/>
       </w:pPr>
       <w:r>
-        <w:t>Grading verse based on personal genre preference rather than objective $RC$ coherence scores.</w:t>
+        <w:t>Assuming that quantitative rubric metrics remove subjective aesthetic judgment rather than making evaluation criteria explicit.</w:t>
       </w:r>
     </w:p>
     <w:p>
@@ -4882,7 +4938,7 @@
         <w:spacing w:after="120" w:line="276" w:lineRule="auto"/>
       </w:pPr>
       <w:r>
-        <w:t>The 30/30/25/15 rubric provides an objective, transparent assessment system for rhythmic verse.</w:t>
+        <w:t>The 30/30/25/15 rubric provides an explicit, transparent assessment system for rhythmic verse within our workshop model.</w:t>
       </w:r>
     </w:p>
     <w:p>
@@ -4928,7 +4984,7 @@
         <w:spacing w:after="120" w:line="276" w:lineRule="auto"/>
       </w:pPr>
       <w:r>
-        <w:t>- Claim: 30/30/25/15 weighted assessment rubric | Type (c) Series framework (Bible §8, I-03).</w:t>
+        <w:t>- Claim: 30/30/25/15 weighted assessment rubric | Type (c) Series framework model (Bible §8, I-03).</w:t>
       </w:r>
     </w:p>
     <w:p>
@@ -5207,7 +5263,7 @@
         <w:spacing w:after="120" w:line="276" w:lineRule="auto"/>
       </w:pPr>
       <w:r>
-        <w:t>- Claim: UDL alignment in verse pedagogy | Type (c) Series framework.</w:t>
+        <w:t>- Claim: UDL alignment in verse pedagogy | Type (c) Series framework model.</w:t>
       </w:r>
     </w:p>
     <w:p>
@@ -5486,7 +5542,7 @@
         <w:spacing w:after="120" w:line="276" w:lineRule="auto"/>
       </w:pPr>
       <w:r>
-        <w:t>- Claim: Instructor field troubleshooting guide | Type (c) Series framework.</w:t>
+        <w:t>- Claim: Instructor field troubleshooting guide | Type (c) Series framework model.</w:t>
       </w:r>
     </w:p>
     <w:sectPr>
